--- a/public/NiallMcNamaraCV.docx
+++ b/public/NiallMcNamaraCV.docx
@@ -25,160 +25,75 @@
     </w:p>
     <w:p>
       <w:pPr>
+        <w:spacing w:after="240" w:before="240" w:lineRule="auto"/>
         <w:jc w:val="center"/>
         <w:rPr>
-          <w:sz w:val="26"/>
-          <w:szCs w:val="26"/>
-        </w:rPr>
-      </w:pPr>
-      <w:r>
-        <w:rPr>
-          <w:b w:val="1"/>
-          <w:bCs w:val="1"/>
-          <w:sz w:val="26"/>
-          <w:szCs w:val="26"/>
-          <w:rtl w:val="0"/>
-        </w:rPr>
-        <w:t xml:space="preserve">Email: </w:t>
+          <w:rFonts w:ascii="Roboto" w:cs="Roboto" w:eastAsia="Roboto" w:hAnsi="Roboto"/>
+          <w:b w:val="1"/>
+          <w:bCs w:val="1"/>
+          <w:sz w:val="26"/>
+          <w:szCs w:val="26"/>
+        </w:rPr>
+      </w:pPr>
+      <w:r>
+        <w:rPr>
+          <w:rFonts w:ascii="Roboto" w:cs="Roboto" w:eastAsia="Roboto" w:hAnsi="Roboto"/>
+          <w:b w:val="1"/>
+          <w:bCs w:val="1"/>
+          <w:sz w:val="26"/>
+          <w:szCs w:val="26"/>
+          <w:rtl w:val="0"/>
+        </w:rPr>
+        <w:t xml:space="preserve">IT Support Analyst | Technical Support | Computer Science Graduate</w:t>
+      </w:r>
+    </w:p>
+    <w:p>
+      <w:pPr>
+        <w:spacing w:after="240" w:before="240" w:lineRule="auto"/>
+        <w:jc w:val="center"/>
+        <w:rPr>
+          <w:rFonts w:ascii="Roboto" w:cs="Roboto" w:eastAsia="Roboto" w:hAnsi="Roboto"/>
+          <w:color w:val="1155cc"/>
+          <w:sz w:val="26"/>
+          <w:szCs w:val="26"/>
+          <w:u w:val="single"/>
+        </w:rPr>
+      </w:pPr>
+      <w:r>
+        <w:rPr>
+          <w:rFonts w:ascii="Roboto" w:cs="Roboto" w:eastAsia="Roboto" w:hAnsi="Roboto"/>
+          <w:sz w:val="26"/>
+          <w:szCs w:val="26"/>
+          <w:rtl w:val="0"/>
+        </w:rPr>
+        <w:t xml:space="preserve">Dublin, Ireland | (+353) 89 478 2248 | niallmcnamara1999@gmail.com</w:t>
+        <w:br w:type="textWrapping"/>
+        <w:t xml:space="preserve">LinkedIn:</w:t>
       </w:r>
       <w:hyperlink r:id="rId6">
         <w:r>
           <w:rPr>
+            <w:rFonts w:ascii="Roboto" w:cs="Roboto" w:eastAsia="Roboto" w:hAnsi="Roboto"/>
+            <w:sz w:val="26"/>
+            <w:szCs w:val="26"/>
+            <w:rtl w:val="0"/>
+          </w:rPr>
+          <w:t xml:space="preserve"> </w:t>
+        </w:r>
+      </w:hyperlink>
+      <w:hyperlink r:id="rId7">
+        <w:r>
+          <w:rPr>
+            <w:rFonts w:ascii="Roboto" w:cs="Roboto" w:eastAsia="Roboto" w:hAnsi="Roboto"/>
             <w:color w:val="1155cc"/>
             <w:sz w:val="26"/>
             <w:szCs w:val="26"/>
             <w:u w:val="single"/>
             <w:rtl w:val="0"/>
           </w:rPr>
-          <w:t xml:space="preserve">niallmcnamara1999@gmail.com</w:t>
-        </w:r>
-      </w:hyperlink>
-      <w:r>
-        <w:rPr>
-          <w:rtl w:val="0"/>
-        </w:rPr>
-      </w:r>
-    </w:p>
-    <w:p>
-      <w:pPr>
-        <w:jc w:val="center"/>
-        <w:rPr>
-          <w:sz w:val="26"/>
-          <w:szCs w:val="26"/>
-        </w:rPr>
-      </w:pPr>
-      <w:r>
-        <w:rPr>
-          <w:b w:val="1"/>
-          <w:bCs w:val="1"/>
-          <w:sz w:val="26"/>
-          <w:szCs w:val="26"/>
-          <w:rtl w:val="0"/>
-        </w:rPr>
-        <w:t xml:space="preserve">Tel: </w:t>
-      </w:r>
-      <w:r>
-        <w:rPr>
-          <w:sz w:val="26"/>
-          <w:szCs w:val="26"/>
-          <w:rtl w:val="0"/>
-        </w:rPr>
-        <w:t xml:space="preserve">(+353) 894782248</w:t>
-      </w:r>
-    </w:p>
-    <w:p>
-      <w:pPr>
-        <w:jc w:val="center"/>
-        <w:rPr>
-          <w:sz w:val="26"/>
-          <w:szCs w:val="26"/>
-        </w:rPr>
-      </w:pPr>
-      <w:r>
-        <w:rPr>
-          <w:b w:val="1"/>
-          <w:bCs w:val="1"/>
-          <w:sz w:val="26"/>
-          <w:szCs w:val="26"/>
-          <w:rtl w:val="0"/>
-        </w:rPr>
-        <w:t xml:space="preserve">Addr: </w:t>
-      </w:r>
-      <w:r>
-        <w:rPr>
-          <w:sz w:val="26"/>
-          <w:szCs w:val="26"/>
-          <w:rtl w:val="0"/>
-        </w:rPr>
-        <w:t xml:space="preserve">41 Clareville Road, Harolds Cross, Dublin D6W E406</w:t>
-      </w:r>
-    </w:p>
-    <w:p>
-      <w:pPr>
-        <w:jc w:val="center"/>
-        <w:rPr>
-          <w:rFonts w:ascii="Roboto" w:cs="Roboto" w:eastAsia="Roboto" w:hAnsi="Roboto"/>
-          <w:b w:val="1"/>
-          <w:bCs w:val="1"/>
-          <w:sz w:val="26"/>
-          <w:szCs w:val="26"/>
-          <w:highlight w:val="white"/>
-        </w:rPr>
-      </w:pPr>
-      <w:r>
-        <w:rPr>
-          <w:b w:val="1"/>
-          <w:bCs w:val="1"/>
-          <w:sz w:val="26"/>
-          <w:szCs w:val="26"/>
-          <w:rtl w:val="0"/>
-        </w:rPr>
-        <w:t xml:space="preserve">Linkedln: </w:t>
-      </w:r>
-      <w:hyperlink r:id="rId7">
-        <w:r>
-          <w:rPr>
-            <w:rFonts w:ascii="Roboto" w:cs="Roboto" w:eastAsia="Roboto" w:hAnsi="Roboto"/>
-            <w:b w:val="1"/>
-            <w:bCs w:val="1"/>
-            <w:color w:val="1155cc"/>
-            <w:sz w:val="26"/>
-            <w:szCs w:val="26"/>
-            <w:highlight w:val="white"/>
-            <w:u w:val="single"/>
-            <w:rtl w:val="0"/>
-          </w:rPr>
           <w:t xml:space="preserve">www.linkedin.com/in/niall-mcnamara-8b39b4192</w:t>
         </w:r>
       </w:hyperlink>
-      <w:r>
-        <w:rPr>
-          <w:rtl w:val="0"/>
-        </w:rPr>
-      </w:r>
-    </w:p>
-    <w:p>
-      <w:pPr>
-        <w:jc w:val="center"/>
-        <w:rPr>
-          <w:rFonts w:ascii="Roboto" w:cs="Roboto" w:eastAsia="Roboto" w:hAnsi="Roboto"/>
-          <w:sz w:val="26"/>
-          <w:szCs w:val="26"/>
-          <w:highlight w:val="white"/>
-        </w:rPr>
-      </w:pPr>
-      <w:r>
-        <w:rPr>
-          <w:rFonts w:ascii="Roboto" w:cs="Roboto" w:eastAsia="Roboto" w:hAnsi="Roboto"/>
-          <w:b w:val="1"/>
-          <w:bCs w:val="1"/>
-          <w:sz w:val="26"/>
-          <w:szCs w:val="26"/>
-          <w:highlight w:val="white"/>
-          <w:rtl w:val="0"/>
-        </w:rPr>
-        <w:t xml:space="preserve">Github: </w:t>
-      </w:r>
       <w:hyperlink r:id="rId8">
         <w:r>
           <w:rPr>
@@ -186,7 +101,39 @@
             <w:color w:val="1155cc"/>
             <w:sz w:val="26"/>
             <w:szCs w:val="26"/>
-            <w:highlight w:val="white"/>
+            <w:u w:val="single"/>
+            <w:rtl w:val="0"/>
+          </w:rPr>
+          <w:br w:type="textWrapping"/>
+        </w:r>
+      </w:hyperlink>
+      <w:r>
+        <w:rPr>
+          <w:rFonts w:ascii="Roboto" w:cs="Roboto" w:eastAsia="Roboto" w:hAnsi="Roboto"/>
+          <w:sz w:val="26"/>
+          <w:szCs w:val="26"/>
+          <w:rtl w:val="0"/>
+        </w:rPr>
+        <w:t xml:space="preserve">GitHub:</w:t>
+      </w:r>
+      <w:hyperlink r:id="rId9">
+        <w:r>
+          <w:rPr>
+            <w:rFonts w:ascii="Roboto" w:cs="Roboto" w:eastAsia="Roboto" w:hAnsi="Roboto"/>
+            <w:sz w:val="26"/>
+            <w:szCs w:val="26"/>
+            <w:rtl w:val="0"/>
+          </w:rPr>
+          <w:t xml:space="preserve"> </w:t>
+        </w:r>
+      </w:hyperlink>
+      <w:hyperlink r:id="rId10">
+        <w:r>
+          <w:rPr>
+            <w:rFonts w:ascii="Roboto" w:cs="Roboto" w:eastAsia="Roboto" w:hAnsi="Roboto"/>
+            <w:color w:val="1155cc"/>
+            <w:sz w:val="26"/>
+            <w:szCs w:val="26"/>
             <w:u w:val="single"/>
             <w:rtl w:val="0"/>
           </w:rPr>
@@ -203,6 +150,22 @@
       <w:pPr>
         <w:jc w:val="center"/>
         <w:rPr>
+          <w:b w:val="1"/>
+          <w:bCs w:val="1"/>
+          <w:sz w:val="26"/>
+          <w:szCs w:val="26"/>
+        </w:rPr>
+      </w:pPr>
+      <w:r>
+        <w:rPr>
+          <w:rtl w:val="0"/>
+        </w:rPr>
+      </w:r>
+    </w:p>
+    <w:p>
+      <w:pPr>
+        <w:jc w:val="center"/>
+        <w:rPr>
           <w:rFonts w:ascii="Roboto" w:cs="Roboto" w:eastAsia="Roboto" w:hAnsi="Roboto"/>
           <w:sz w:val="26"/>
           <w:szCs w:val="26"/>
@@ -220,13 +183,103 @@
       <w:pPr>
         <w:rPr>
           <w:rFonts w:ascii="Roboto" w:cs="Roboto" w:eastAsia="Roboto" w:hAnsi="Roboto"/>
+          <w:b w:val="1"/>
+          <w:bCs w:val="1"/>
+          <w:sz w:val="34"/>
+          <w:szCs w:val="34"/>
+        </w:rPr>
+      </w:pPr>
+      <w:r>
+        <w:rPr>
+          <w:rFonts w:ascii="Roboto" w:cs="Roboto" w:eastAsia="Roboto" w:hAnsi="Roboto"/>
+          <w:b w:val="1"/>
+          <w:bCs w:val="1"/>
           <w:sz w:val="26"/>
           <w:szCs w:val="26"/>
           <w:highlight w:val="white"/>
           <w:u w:val="single"/>
-        </w:rPr>
-      </w:pPr>
-      <w:r>
+          <w:rtl w:val="0"/>
+        </w:rPr>
+        <w:t xml:space="preserve">Summary</w:t>
+      </w:r>
+      <w:r>
+        <w:rPr>
+          <w:rtl w:val="0"/>
+        </w:rPr>
+      </w:r>
+    </w:p>
+    <w:p>
+      <w:pPr>
+        <w:rPr>
+          <w:rFonts w:ascii="Roboto" w:cs="Roboto" w:eastAsia="Roboto" w:hAnsi="Roboto"/>
+        </w:rPr>
+      </w:pPr>
+      <w:r>
+        <w:rPr>
+          <w:rFonts w:ascii="Roboto" w:cs="Roboto" w:eastAsia="Roboto" w:hAnsi="Roboto"/>
+          <w:rtl w:val="0"/>
+        </w:rPr>
+        <w:t xml:space="preserve">Computer Science graduate with hands-on experience providing technical and customer support in software and IT environments. Currently working as a Support Analyst, delivering end-to-end support to clients by troubleshooting platform functionality, investigating technical issues, configuring software solutions and collaborating with development teams to resolve problems effectively.</w:t>
+      </w:r>
+    </w:p>
+    <w:p>
+      <w:pPr>
+        <w:spacing w:after="240" w:before="240" w:lineRule="auto"/>
+        <w:rPr>
+          <w:rFonts w:ascii="Roboto" w:cs="Roboto" w:eastAsia="Roboto" w:hAnsi="Roboto"/>
+        </w:rPr>
+      </w:pPr>
+      <w:r>
+        <w:rPr>
+          <w:rFonts w:ascii="Roboto" w:cs="Roboto" w:eastAsia="Roboto" w:hAnsi="Roboto"/>
+          <w:rtl w:val="0"/>
+        </w:rPr>
+        <w:t xml:space="preserve">Previous IT Support experience includes troubleshooting network and data communication systems, diagnosing hardware and software issues, responding to user support tickets and assisting colleagues with technical problems. Strong foundation in SQL and relational databases,  software development and system troubleshooting, supported by a First Class Honours degree in Computer Science.</w:t>
+      </w:r>
+    </w:p>
+    <w:p>
+      <w:pPr>
+        <w:spacing w:after="240" w:before="240" w:lineRule="auto"/>
+        <w:rPr>
+          <w:rFonts w:ascii="Roboto" w:cs="Roboto" w:eastAsia="Roboto" w:hAnsi="Roboto"/>
+        </w:rPr>
+      </w:pPr>
+      <w:r>
+        <w:rPr>
+          <w:rFonts w:ascii="Roboto" w:cs="Roboto" w:eastAsia="Roboto" w:hAnsi="Roboto"/>
+          <w:rtl w:val="0"/>
+        </w:rPr>
+        <w:t xml:space="preserve">Strong communicator with proven experience working directly with customers and stakeholders, managing competing priorities and remaining calm and effective in busy, high-pressure environments. Adaptable, analytical and comfortable working both independently and collaboratively to investigate problems and deliver practical solutions.</w:t>
+      </w:r>
+    </w:p>
+    <w:p>
+      <w:pPr>
+        <w:rPr>
+          <w:rFonts w:ascii="Roboto" w:cs="Roboto" w:eastAsia="Roboto" w:hAnsi="Roboto"/>
+          <w:highlight w:val="white"/>
+        </w:rPr>
+      </w:pPr>
+      <w:r>
+        <w:rPr>
+          <w:rtl w:val="0"/>
+        </w:rPr>
+      </w:r>
+    </w:p>
+    <w:p>
+      <w:pPr>
+        <w:rPr>
+          <w:rFonts w:ascii="Roboto" w:cs="Roboto" w:eastAsia="Roboto" w:hAnsi="Roboto"/>
+          <w:highlight w:val="white"/>
+        </w:rPr>
+      </w:pPr>
+      <w:r>
+        <w:rPr>
+          <w:rtl w:val="0"/>
+        </w:rPr>
+      </w:r>
+    </w:p>
+    <w:p>
+      <w:pPr>
         <w:rPr>
           <w:rFonts w:ascii="Roboto" w:cs="Roboto" w:eastAsia="Roboto" w:hAnsi="Roboto"/>
           <w:b w:val="1"/>
@@ -235,14 +288,300 @@
           <w:szCs w:val="26"/>
           <w:highlight w:val="white"/>
           <w:u w:val="single"/>
-          <w:rtl w:val="0"/>
-        </w:rPr>
-        <w:t xml:space="preserve">Summary</w:t>
-      </w:r>
-      <w:r>
-        <w:rPr>
-          <w:rtl w:val="0"/>
-        </w:rPr>
+        </w:rPr>
+      </w:pPr>
+      <w:r>
+        <w:rPr>
+          <w:rFonts w:ascii="Roboto" w:cs="Roboto" w:eastAsia="Roboto" w:hAnsi="Roboto"/>
+          <w:b w:val="1"/>
+          <w:bCs w:val="1"/>
+          <w:sz w:val="26"/>
+          <w:szCs w:val="26"/>
+          <w:highlight w:val="white"/>
+          <w:u w:val="single"/>
+          <w:rtl w:val="0"/>
+        </w:rPr>
+        <w:t xml:space="preserve">Related Experience</w:t>
+      </w:r>
+    </w:p>
+    <w:p>
+      <w:pPr>
+        <w:spacing w:line="240" w:lineRule="auto"/>
+        <w:rPr>
+          <w:b w:val="1"/>
+          <w:bCs w:val="1"/>
+          <w:sz w:val="24"/>
+          <w:szCs w:val="24"/>
+        </w:rPr>
+      </w:pPr>
+      <w:r>
+        <w:rPr>
+          <w:b w:val="1"/>
+          <w:bCs w:val="1"/>
+          <w:sz w:val="24"/>
+          <w:szCs w:val="24"/>
+          <w:rtl w:val="0"/>
+        </w:rPr>
+        <w:t xml:space="preserve">Strandum HR, Suite 6, Providence House, Blanchardstown Corporate Park, Blanchardstown, Dublin 15, D15 XPT9</w:t>
+      </w:r>
+    </w:p>
+    <w:p>
+      <w:pPr>
+        <w:spacing w:line="240" w:lineRule="auto"/>
+        <w:rPr>
+          <w:b w:val="1"/>
+          <w:bCs w:val="1"/>
+          <w:sz w:val="24"/>
+          <w:szCs w:val="24"/>
+        </w:rPr>
+      </w:pPr>
+      <w:r>
+        <w:rPr>
+          <w:b w:val="1"/>
+          <w:bCs w:val="1"/>
+          <w:sz w:val="24"/>
+          <w:szCs w:val="24"/>
+          <w:rtl w:val="0"/>
+        </w:rPr>
+        <w:t xml:space="preserve">Support Anaylst (February 2026 – Present)</w:t>
+      </w:r>
+    </w:p>
+    <w:p>
+      <w:pPr>
+        <w:spacing w:line="240" w:lineRule="auto"/>
+        <w:rPr/>
+      </w:pPr>
+      <w:r>
+        <w:rPr>
+          <w:b w:val="1"/>
+          <w:bCs w:val="1"/>
+          <w:rtl w:val="0"/>
+        </w:rPr>
+        <w:t xml:space="preserve">• </w:t>
+      </w:r>
+      <w:r>
+        <w:rPr>
+          <w:rtl w:val="0"/>
+        </w:rPr>
+        <w:t xml:space="preserve">Deliver end-to-end technical and application support to customers, investigating and resolving queries relating to platform functionality, user interfaces, system navigation and application behaviour. </w:t>
+      </w:r>
+    </w:p>
+    <w:p>
+      <w:pPr>
+        <w:spacing w:line="240" w:lineRule="auto"/>
+        <w:rPr/>
+      </w:pPr>
+      <w:r>
+        <w:rPr>
+          <w:rtl w:val="0"/>
+        </w:rPr>
+        <w:t xml:space="preserve">• Configured and customised HR software solutions to align with individual client requirements, ensuring optimal system performance and usability.</w:t>
+      </w:r>
+    </w:p>
+    <w:p>
+      <w:pPr>
+        <w:spacing w:line="240" w:lineRule="auto"/>
+        <w:rPr/>
+      </w:pPr>
+      <w:r>
+        <w:rPr>
+          <w:rtl w:val="0"/>
+        </w:rPr>
+        <w:t xml:space="preserve">• Designed and implemented tailored features including dynamic forms, audience segmentation, and automated workflows to enhance client processes.</w:t>
+      </w:r>
+    </w:p>
+    <w:p>
+      <w:pPr>
+        <w:spacing w:line="240" w:lineRule="auto"/>
+        <w:rPr/>
+      </w:pPr>
+      <w:r>
+        <w:rPr>
+          <w:rtl w:val="0"/>
+        </w:rPr>
+        <w:t xml:space="preserve">• Collaborated cross-functionally with support and development teams to troubleshoot issues, report bugs, and contribute to effective technical solutions.</w:t>
+      </w:r>
+    </w:p>
+    <w:p>
+      <w:pPr>
+        <w:spacing w:line="240" w:lineRule="auto"/>
+        <w:rPr/>
+      </w:pPr>
+      <w:r>
+        <w:rPr>
+          <w:rtl w:val="0"/>
+        </w:rPr>
+        <w:t xml:space="preserve">• Supported client onboarding by guiding organisations through system setup, configuration, and adoption of best practices.</w:t>
+      </w:r>
+    </w:p>
+    <w:p>
+      <w:pPr>
+        <w:spacing w:line="240" w:lineRule="auto"/>
+        <w:rPr/>
+      </w:pPr>
+      <w:r>
+        <w:rPr>
+          <w:rtl w:val="0"/>
+        </w:rPr>
+        <w:t xml:space="preserve">• Identified opportunities for process improvement and automation within customer workflows, contributing to increased efficiency and user satisfaction.</w:t>
+      </w:r>
+    </w:p>
+    <w:p>
+      <w:pPr>
+        <w:spacing w:line="240" w:lineRule="auto"/>
+        <w:rPr>
+          <w:b w:val="1"/>
+          <w:bCs w:val="1"/>
+          <w:sz w:val="24"/>
+          <w:szCs w:val="24"/>
+        </w:rPr>
+      </w:pPr>
+      <w:r>
+        <w:rPr>
+          <w:rtl w:val="0"/>
+        </w:rPr>
+      </w:r>
+    </w:p>
+    <w:p>
+      <w:pPr>
+        <w:spacing w:line="240" w:lineRule="auto"/>
+        <w:rPr>
+          <w:b w:val="1"/>
+          <w:bCs w:val="1"/>
+          <w:sz w:val="24"/>
+          <w:szCs w:val="24"/>
+        </w:rPr>
+      </w:pPr>
+      <w:r>
+        <w:rPr>
+          <w:b w:val="1"/>
+          <w:bCs w:val="1"/>
+          <w:sz w:val="24"/>
+          <w:szCs w:val="24"/>
+          <w:rtl w:val="0"/>
+        </w:rPr>
+        <w:t xml:space="preserve">Ding, 3 Crampton Ave., Shelbourne Rd, Ballsbridge, Dublin, D04 C2Y</w:t>
+      </w:r>
+    </w:p>
+    <w:p>
+      <w:pPr>
+        <w:spacing w:line="240" w:lineRule="auto"/>
+        <w:rPr>
+          <w:b w:val="1"/>
+          <w:bCs w:val="1"/>
+          <w:sz w:val="24"/>
+          <w:szCs w:val="24"/>
+        </w:rPr>
+      </w:pPr>
+      <w:r>
+        <w:rPr>
+          <w:b w:val="1"/>
+          <w:bCs w:val="1"/>
+          <w:sz w:val="24"/>
+          <w:szCs w:val="24"/>
+          <w:rtl w:val="0"/>
+        </w:rPr>
+        <w:t xml:space="preserve">IT Support Intern (January 2021 – July 2021)</w:t>
+      </w:r>
+    </w:p>
+    <w:p>
+      <w:pPr>
+        <w:spacing w:line="240" w:lineRule="auto"/>
+        <w:rPr/>
+      </w:pPr>
+      <w:r>
+        <w:rPr>
+          <w:b w:val="1"/>
+          <w:bCs w:val="1"/>
+          <w:rtl w:val="0"/>
+        </w:rPr>
+        <w:t xml:space="preserve">• </w:t>
+      </w:r>
+      <w:r>
+        <w:rPr>
+          <w:rtl w:val="0"/>
+        </w:rPr>
+        <w:t xml:space="preserve">Updated and enhanced web pages based on relevancy.</w:t>
+      </w:r>
+    </w:p>
+    <w:p>
+      <w:pPr>
+        <w:spacing w:line="240" w:lineRule="auto"/>
+        <w:rPr/>
+      </w:pPr>
+      <w:r>
+        <w:rPr>
+          <w:rtl w:val="0"/>
+        </w:rPr>
+        <w:t xml:space="preserve">• Established and troubleshot network and data communication systems.</w:t>
+      </w:r>
+    </w:p>
+    <w:p>
+      <w:pPr>
+        <w:spacing w:line="240" w:lineRule="auto"/>
+        <w:rPr/>
+      </w:pPr>
+      <w:r>
+        <w:rPr>
+          <w:rtl w:val="0"/>
+        </w:rPr>
+        <w:t xml:space="preserve">• Answered user tickets about hardware and software operation to help resolve problems</w:t>
+      </w:r>
+    </w:p>
+    <w:p>
+      <w:pPr>
+        <w:spacing w:line="240" w:lineRule="auto"/>
+        <w:rPr/>
+      </w:pPr>
+      <w:r>
+        <w:rPr>
+          <w:rtl w:val="0"/>
+        </w:rPr>
+        <w:t xml:space="preserve">• Aided other colleagues when an issue arose with their equipment or needed to locate information.</w:t>
+      </w:r>
+    </w:p>
+    <w:p>
+      <w:pPr>
+        <w:spacing w:line="240" w:lineRule="auto"/>
+        <w:rPr/>
+      </w:pPr>
+      <w:r>
+        <w:rPr>
+          <w:rtl w:val="0"/>
+        </w:rPr>
+      </w:r>
+    </w:p>
+    <w:p>
+      <w:pPr>
+        <w:spacing w:line="240" w:lineRule="auto"/>
+        <w:rPr>
+          <w:b w:val="1"/>
+          <w:bCs w:val="1"/>
+          <w:sz w:val="24"/>
+          <w:szCs w:val="24"/>
+        </w:rPr>
+      </w:pPr>
+      <w:r>
+        <w:rPr>
+          <w:b w:val="1"/>
+          <w:bCs w:val="1"/>
+          <w:sz w:val="24"/>
+          <w:szCs w:val="24"/>
+          <w:rtl w:val="0"/>
+        </w:rPr>
+        <w:t xml:space="preserve">Hospitality &amp; Labour</w:t>
+      </w:r>
+    </w:p>
+    <w:p>
+      <w:pPr>
+        <w:spacing w:line="240" w:lineRule="auto"/>
+        <w:rPr/>
+      </w:pPr>
+      <w:r>
+        <w:rPr>
+          <w:rtl w:val="0"/>
+        </w:rPr>
+        <w:t xml:space="preserve">During my time in Australia, I gained extensive experience in hospitality working in The Old Clare (5-star hotel located in Sydney.) Later I progressed to a team lead position, this role involved seven days a week, managing busy environments, as well as leading and supporting my team during high-pressure service periods. Separately, during my time in Australia I undertook farm work. This included a physically demanding role on a farm in Airlie Beach. To thrive in this environment, I needed to channel resilience, strong work ethic, and adaptability.</w:t>
       </w:r>
     </w:p>
     <w:p>
@@ -254,342 +593,21 @@
       </w:pPr>
       <w:r>
         <w:rPr>
+          <w:rtl w:val="0"/>
+        </w:rPr>
+      </w:r>
+    </w:p>
+    <w:p>
+      <w:pPr>
+        <w:rPr>
           <w:rFonts w:ascii="Roboto" w:cs="Roboto" w:eastAsia="Roboto" w:hAnsi="Roboto"/>
           <w:highlight w:val="white"/>
-          <w:rtl w:val="0"/>
-        </w:rPr>
-        <w:t xml:space="preserve">Computer Science graduate with a strong knowledge of data structures, algorithms and software development. Experienced in building academic and personal projects using JavaScript, Python, Java, Unity, C and SQL. I spent the last three years travelling throughout Australia and Asia, gaining extensive experience in hospitality roles while adapting to diverse workplaces, cultures, and environments.</w:t>
-      </w:r>
-    </w:p>
-    <w:p>
-      <w:pPr>
-        <w:rPr>
-          <w:rFonts w:ascii="Roboto" w:cs="Roboto" w:eastAsia="Roboto" w:hAnsi="Roboto"/>
-          <w:highlight w:val="white"/>
-        </w:rPr>
-      </w:pPr>
-      <w:r>
-        <w:rPr>
-          <w:rtl w:val="0"/>
-        </w:rPr>
-      </w:r>
-    </w:p>
-    <w:p>
-      <w:pPr>
-        <w:rPr>
-          <w:rFonts w:ascii="Roboto" w:cs="Roboto" w:eastAsia="Roboto" w:hAnsi="Roboto"/>
-          <w:b w:val="1"/>
-          <w:bCs w:val="1"/>
-          <w:sz w:val="26"/>
-          <w:szCs w:val="26"/>
-          <w:highlight w:val="white"/>
-          <w:u w:val="single"/>
-        </w:rPr>
-      </w:pPr>
-      <w:r>
-        <w:rPr>
-          <w:rFonts w:ascii="Roboto" w:cs="Roboto" w:eastAsia="Roboto" w:hAnsi="Roboto"/>
-          <w:b w:val="1"/>
-          <w:bCs w:val="1"/>
-          <w:sz w:val="26"/>
-          <w:szCs w:val="26"/>
-          <w:highlight w:val="white"/>
-          <w:u w:val="single"/>
-          <w:rtl w:val="0"/>
-        </w:rPr>
-        <w:t xml:space="preserve">Related Experience</w:t>
-      </w:r>
-    </w:p>
-    <w:p>
-      <w:pPr>
-        <w:spacing w:line="240" w:lineRule="auto"/>
-        <w:rPr>
-          <w:b w:val="1"/>
-          <w:bCs w:val="1"/>
-          <w:sz w:val="24"/>
-          <w:szCs w:val="24"/>
-        </w:rPr>
-      </w:pPr>
-      <w:r>
-        <w:rPr>
-          <w:b w:val="1"/>
-          <w:bCs w:val="1"/>
-          <w:sz w:val="24"/>
-          <w:szCs w:val="24"/>
-          <w:rtl w:val="0"/>
-        </w:rPr>
-        <w:t xml:space="preserve">Strandum HR, Suite 6, Providence House, Blanchardstown Corporate Park, Blanchardstown, Dublin 15, D15 XPT9</w:t>
-      </w:r>
-    </w:p>
-    <w:p>
-      <w:pPr>
-        <w:spacing w:line="240" w:lineRule="auto"/>
-        <w:rPr>
-          <w:b w:val="1"/>
-          <w:bCs w:val="1"/>
-          <w:sz w:val="24"/>
-          <w:szCs w:val="24"/>
-        </w:rPr>
-      </w:pPr>
-      <w:r>
-        <w:rPr>
-          <w:b w:val="1"/>
-          <w:bCs w:val="1"/>
-          <w:sz w:val="24"/>
-          <w:szCs w:val="24"/>
-          <w:rtl w:val="0"/>
-        </w:rPr>
-        <w:t xml:space="preserve">Support Anaylst (February 2026 – Present)</w:t>
-      </w:r>
-    </w:p>
-    <w:p>
-      <w:pPr>
-        <w:spacing w:line="240" w:lineRule="auto"/>
-        <w:rPr/>
-      </w:pPr>
-      <w:r>
-        <w:rPr>
-          <w:b w:val="1"/>
-          <w:bCs w:val="1"/>
-          <w:rtl w:val="0"/>
-        </w:rPr>
-        <w:t xml:space="preserve">• </w:t>
-      </w:r>
-      <w:r>
-        <w:rPr>
-          <w:rtl w:val="0"/>
-        </w:rPr>
-        <w:t xml:space="preserve">Delivered end-to-end customer support by resolving queries related to platform functionality, user interface, and system navigation.</w:t>
-      </w:r>
-    </w:p>
-    <w:p>
-      <w:pPr>
-        <w:spacing w:line="240" w:lineRule="auto"/>
-        <w:rPr/>
-      </w:pPr>
-      <w:r>
-        <w:rPr>
-          <w:rtl w:val="0"/>
-        </w:rPr>
-        <w:t xml:space="preserve">• Configured and customised HR software solutions to align with individual client requirements, ensuring optimal system performance and usability.</w:t>
-      </w:r>
-    </w:p>
-    <w:p>
-      <w:pPr>
-        <w:spacing w:line="240" w:lineRule="auto"/>
-        <w:rPr/>
-      </w:pPr>
-      <w:r>
-        <w:rPr>
-          <w:rtl w:val="0"/>
-        </w:rPr>
-        <w:t xml:space="preserve">• Designed and implemented tailored features including dynamic forms, audience segmentation, and automated workflows to enhance client processes.</w:t>
-      </w:r>
-    </w:p>
-    <w:p>
-      <w:pPr>
-        <w:spacing w:line="240" w:lineRule="auto"/>
-        <w:rPr/>
-      </w:pPr>
-      <w:r>
-        <w:rPr>
-          <w:rtl w:val="0"/>
-        </w:rPr>
-        <w:t xml:space="preserve">• Collaborated cross-functionally with support and development teams to troubleshoot issues, report bugs, and contribute to effective technical solutions.</w:t>
-      </w:r>
-    </w:p>
-    <w:p>
-      <w:pPr>
-        <w:spacing w:line="240" w:lineRule="auto"/>
-        <w:rPr/>
-      </w:pPr>
-      <w:r>
-        <w:rPr>
-          <w:rtl w:val="0"/>
-        </w:rPr>
-        <w:t xml:space="preserve">• Supported client onboarding by guiding organisations through system setup, configuration, and adoption of best practices.</w:t>
-      </w:r>
-    </w:p>
-    <w:p>
-      <w:pPr>
-        <w:spacing w:line="240" w:lineRule="auto"/>
-        <w:rPr/>
-      </w:pPr>
-      <w:r>
-        <w:rPr>
-          <w:rtl w:val="0"/>
-        </w:rPr>
-        <w:t xml:space="preserve">• Identified opportunities for process improvement and automation within customer workflows, contributing to increased efficiency and user satisfaction.</w:t>
-      </w:r>
-    </w:p>
-    <w:p>
-      <w:pPr>
-        <w:spacing w:line="240" w:lineRule="auto"/>
-        <w:rPr>
-          <w:b w:val="1"/>
-          <w:bCs w:val="1"/>
-          <w:sz w:val="24"/>
-          <w:szCs w:val="24"/>
-        </w:rPr>
-      </w:pPr>
-      <w:r>
-        <w:rPr>
-          <w:rtl w:val="0"/>
-        </w:rPr>
-      </w:r>
-    </w:p>
-    <w:p>
-      <w:pPr>
-        <w:spacing w:line="240" w:lineRule="auto"/>
-        <w:rPr>
-          <w:b w:val="1"/>
-          <w:bCs w:val="1"/>
-          <w:sz w:val="24"/>
-          <w:szCs w:val="24"/>
-        </w:rPr>
-      </w:pPr>
-      <w:r>
-        <w:rPr>
-          <w:b w:val="1"/>
-          <w:bCs w:val="1"/>
-          <w:sz w:val="24"/>
-          <w:szCs w:val="24"/>
-          <w:rtl w:val="0"/>
-        </w:rPr>
-        <w:t xml:space="preserve">Ding, 3 Crampton Ave., Shelbourne Rd, Ballsbridge, Dublin, D04 C2Y</w:t>
-      </w:r>
-    </w:p>
-    <w:p>
-      <w:pPr>
-        <w:spacing w:line="240" w:lineRule="auto"/>
-        <w:rPr>
-          <w:b w:val="1"/>
-          <w:bCs w:val="1"/>
-          <w:sz w:val="24"/>
-          <w:szCs w:val="24"/>
-        </w:rPr>
-      </w:pPr>
-      <w:r>
-        <w:rPr>
-          <w:b w:val="1"/>
-          <w:bCs w:val="1"/>
-          <w:sz w:val="24"/>
-          <w:szCs w:val="24"/>
-          <w:rtl w:val="0"/>
-        </w:rPr>
-        <w:t xml:space="preserve">IT Support Intern (January 2021 – July 2021)</w:t>
-      </w:r>
-    </w:p>
-    <w:p>
-      <w:pPr>
-        <w:spacing w:line="240" w:lineRule="auto"/>
-        <w:rPr/>
-      </w:pPr>
-      <w:r>
-        <w:rPr>
-          <w:b w:val="1"/>
-          <w:bCs w:val="1"/>
-          <w:rtl w:val="0"/>
-        </w:rPr>
-        <w:t xml:space="preserve">• </w:t>
-      </w:r>
-      <w:r>
-        <w:rPr>
-          <w:rtl w:val="0"/>
-        </w:rPr>
-        <w:t xml:space="preserve">Updated and enhanced web pages based on relevancy.</w:t>
-      </w:r>
-    </w:p>
-    <w:p>
-      <w:pPr>
-        <w:spacing w:line="240" w:lineRule="auto"/>
-        <w:rPr/>
-      </w:pPr>
-      <w:r>
-        <w:rPr>
-          <w:rtl w:val="0"/>
-        </w:rPr>
-        <w:t xml:space="preserve">• Established and troubleshot network and data communication systems.</w:t>
-      </w:r>
-    </w:p>
-    <w:p>
-      <w:pPr>
-        <w:spacing w:line="240" w:lineRule="auto"/>
-        <w:rPr/>
-      </w:pPr>
-      <w:r>
-        <w:rPr>
-          <w:rtl w:val="0"/>
-        </w:rPr>
-        <w:t xml:space="preserve">• Scanned systems, diagnosing and correcting equipment failures and performance issues.</w:t>
-      </w:r>
-    </w:p>
-    <w:p>
-      <w:pPr>
-        <w:spacing w:line="240" w:lineRule="auto"/>
-        <w:rPr/>
-      </w:pPr>
-      <w:r>
-        <w:rPr>
-          <w:rtl w:val="0"/>
-        </w:rPr>
-        <w:t xml:space="preserve">• Answered user tickets about hardware and software operation to help resolve problems</w:t>
-      </w:r>
-    </w:p>
-    <w:p>
-      <w:pPr>
-        <w:spacing w:line="240" w:lineRule="auto"/>
-        <w:rPr/>
-      </w:pPr>
-      <w:r>
-        <w:rPr>
-          <w:rtl w:val="0"/>
-        </w:rPr>
-        <w:t xml:space="preserve">• Aided other colleagues when an issue arose with their equipment or needed to locate information.</w:t>
-      </w:r>
-    </w:p>
-    <w:p>
-      <w:pPr>
-        <w:spacing w:line="240" w:lineRule="auto"/>
-        <w:rPr/>
-      </w:pPr>
-      <w:r>
-        <w:rPr>
-          <w:rtl w:val="0"/>
-        </w:rPr>
-      </w:r>
-    </w:p>
-    <w:p>
-      <w:pPr>
-        <w:spacing w:line="240" w:lineRule="auto"/>
-        <w:rPr>
-          <w:b w:val="1"/>
-          <w:bCs w:val="1"/>
-          <w:sz w:val="24"/>
-          <w:szCs w:val="24"/>
-        </w:rPr>
-      </w:pPr>
-      <w:r>
-        <w:rPr>
-          <w:b w:val="1"/>
-          <w:bCs w:val="1"/>
-          <w:sz w:val="24"/>
-          <w:szCs w:val="24"/>
-          <w:rtl w:val="0"/>
-        </w:rPr>
-        <w:t xml:space="preserve">Hospitality &amp; Labour</w:t>
-      </w:r>
-    </w:p>
-    <w:p>
-      <w:pPr>
-        <w:spacing w:line="240" w:lineRule="auto"/>
-        <w:rPr/>
-      </w:pPr>
-      <w:r>
-        <w:rPr>
-          <w:rtl w:val="0"/>
-        </w:rPr>
-        <w:t xml:space="preserve">During my time in Australia, I gained extensive experience in hospitality working in The Old Clare (5-star hotel located in Sydney.) Later I progressed to a team lead position, this role involved seven days a week, managing busy environments, as well as leading and supporting my team during high-pressure service periods. Separately, during my time in Australia I undertook farm work. This included a physically demanding role on a farm in Airlie Beach. To thrive in this environment, I needed to channel resilience, strong work ethic, and adaptability.</w:t>
+        </w:rPr>
+      </w:pPr>
+      <w:r>
+        <w:rPr>
+          <w:rtl w:val="0"/>
+        </w:rPr>
       </w:r>
     </w:p>
     <w:p>
@@ -918,11 +936,28 @@
       </w:pPr>
       <w:r>
         <w:rPr>
+          <w:rtl w:val="0"/>
+        </w:rPr>
+      </w:r>
+    </w:p>
+    <w:p>
+      <w:pPr>
+        <w:spacing w:line="240" w:lineRule="auto"/>
+        <w:rPr>
           <w:b w:val="1"/>
           <w:bCs w:val="1"/>
           <w:sz w:val="26"/>
           <w:szCs w:val="26"/>
           <w:u w:val="single"/>
+        </w:rPr>
+      </w:pPr>
+      <w:r>
+        <w:rPr>
+          <w:b w:val="1"/>
+          <w:bCs w:val="1"/>
+          <w:sz w:val="26"/>
+          <w:szCs w:val="26"/>
+          <w:u w:val="single"/>
           <w:rtl w:val="0"/>
         </w:rPr>
         <w:t xml:space="preserve">Technical Skills</w:t>
@@ -1034,6 +1069,142 @@
       <w:pPr>
         <w:spacing w:line="240" w:lineRule="auto"/>
         <w:rPr/>
+      </w:pPr>
+      <w:r>
+        <w:rPr>
+          <w:rtl w:val="0"/>
+        </w:rPr>
+      </w:r>
+    </w:p>
+    <w:p>
+      <w:pPr>
+        <w:spacing w:line="240" w:lineRule="auto"/>
+        <w:rPr>
+          <w:b w:val="1"/>
+          <w:bCs w:val="1"/>
+          <w:sz w:val="26"/>
+          <w:szCs w:val="26"/>
+          <w:u w:val="single"/>
+        </w:rPr>
+      </w:pPr>
+      <w:r>
+        <w:rPr>
+          <w:rtl w:val="0"/>
+        </w:rPr>
+      </w:r>
+    </w:p>
+    <w:p>
+      <w:pPr>
+        <w:spacing w:line="240" w:lineRule="auto"/>
+        <w:rPr>
+          <w:b w:val="1"/>
+          <w:bCs w:val="1"/>
+          <w:sz w:val="26"/>
+          <w:szCs w:val="26"/>
+          <w:u w:val="single"/>
+        </w:rPr>
+      </w:pPr>
+      <w:r>
+        <w:rPr>
+          <w:rtl w:val="0"/>
+        </w:rPr>
+      </w:r>
+    </w:p>
+    <w:p>
+      <w:pPr>
+        <w:spacing w:line="240" w:lineRule="auto"/>
+        <w:rPr>
+          <w:b w:val="1"/>
+          <w:bCs w:val="1"/>
+          <w:sz w:val="26"/>
+          <w:szCs w:val="26"/>
+          <w:u w:val="single"/>
+        </w:rPr>
+      </w:pPr>
+      <w:r>
+        <w:rPr>
+          <w:rtl w:val="0"/>
+        </w:rPr>
+      </w:r>
+    </w:p>
+    <w:p>
+      <w:pPr>
+        <w:spacing w:line="240" w:lineRule="auto"/>
+        <w:rPr>
+          <w:b w:val="1"/>
+          <w:bCs w:val="1"/>
+          <w:sz w:val="26"/>
+          <w:szCs w:val="26"/>
+          <w:u w:val="single"/>
+        </w:rPr>
+      </w:pPr>
+      <w:r>
+        <w:rPr>
+          <w:rtl w:val="0"/>
+        </w:rPr>
+      </w:r>
+    </w:p>
+    <w:p>
+      <w:pPr>
+        <w:spacing w:line="240" w:lineRule="auto"/>
+        <w:rPr>
+          <w:b w:val="1"/>
+          <w:bCs w:val="1"/>
+          <w:sz w:val="26"/>
+          <w:szCs w:val="26"/>
+          <w:u w:val="single"/>
+        </w:rPr>
+      </w:pPr>
+      <w:r>
+        <w:rPr>
+          <w:rtl w:val="0"/>
+        </w:rPr>
+      </w:r>
+    </w:p>
+    <w:p>
+      <w:pPr>
+        <w:spacing w:line="240" w:lineRule="auto"/>
+        <w:rPr>
+          <w:b w:val="1"/>
+          <w:bCs w:val="1"/>
+          <w:sz w:val="26"/>
+          <w:szCs w:val="26"/>
+          <w:u w:val="single"/>
+        </w:rPr>
+      </w:pPr>
+      <w:r>
+        <w:rPr>
+          <w:rtl w:val="0"/>
+        </w:rPr>
+      </w:r>
+    </w:p>
+    <w:p>
+      <w:pPr>
+        <w:spacing w:line="240" w:lineRule="auto"/>
+        <w:rPr>
+          <w:b w:val="1"/>
+          <w:bCs w:val="1"/>
+          <w:sz w:val="26"/>
+          <w:szCs w:val="26"/>
+          <w:u w:val="single"/>
+        </w:rPr>
+      </w:pPr>
+      <w:r>
+        <w:rPr>
+          <w:rtl w:val="0"/>
+        </w:rPr>
+      </w:r>
+    </w:p>
+    <w:p>
+      <w:pPr>
+        <w:spacing w:line="240" w:lineRule="auto"/>
+        <w:rPr>
+          <w:b w:val="1"/>
+          <w:bCs w:val="1"/>
+          <w:sz w:val="26"/>
+          <w:szCs w:val="26"/>
+          <w:u w:val="single"/>
+        </w:rPr>
       </w:pPr>
       <w:r>
         <w:rPr>
@@ -1227,28 +1398,7 @@
     <w:p>
       <w:pPr>
         <w:spacing w:after="240" w:before="0" w:line="240" w:lineRule="auto"/>
-        <w:rPr/>
-      </w:pPr>
-      <w:r>
-        <w:rPr>
-          <w:rtl w:val="0"/>
-        </w:rPr>
-      </w:r>
-    </w:p>
-    <w:p>
-      <w:pPr>
-        <w:spacing w:after="240" w:before="0" w:line="240" w:lineRule="auto"/>
-        <w:rPr/>
-      </w:pPr>
-      <w:r>
-        <w:rPr>
-          <w:rtl w:val="0"/>
-        </w:rPr>
-      </w:r>
-    </w:p>
-    <w:p>
-      <w:pPr>
-        <w:spacing w:after="240" w:before="0" w:line="240" w:lineRule="auto"/>
+        <w:ind w:left="720" w:firstLine="0"/>
         <w:rPr/>
       </w:pPr>
       <w:r>
@@ -1440,7 +1590,7 @@
         </w:rPr>
         <w:t xml:space="preserve">Email: </w:t>
       </w:r>
-      <w:hyperlink r:id="rId9">
+      <w:hyperlink r:id="rId11">
         <w:r>
           <w:rPr>
             <w:rFonts w:ascii="Times" w:cs="Times" w:eastAsia="Times" w:hAnsi="Times"/>
@@ -1457,6 +1607,44 @@
         <w:rPr>
           <w:rtl w:val="0"/>
         </w:rPr>
+      </w:r>
+    </w:p>
+    <w:p>
+      <w:pPr>
+        <w:rPr>
+          <w:rFonts w:ascii="Times" w:cs="Times" w:eastAsia="Times" w:hAnsi="Times"/>
+          <w:sz w:val="24"/>
+          <w:szCs w:val="24"/>
+        </w:rPr>
+      </w:pPr>
+      <w:r>
+        <w:rPr>
+          <w:rFonts w:ascii="Times" w:cs="Times" w:eastAsia="Times" w:hAnsi="Times"/>
+          <w:sz w:val="24"/>
+          <w:szCs w:val="24"/>
+          <w:rtl w:val="0"/>
+        </w:rPr>
+        <w:t xml:space="preserve">Mr. Fionn Carney from Strandum  </w:t>
+      </w:r>
+      <w:r>
+        <w:rPr>
+          <w:rFonts w:ascii="Times" w:cs="Times" w:eastAsia="Times" w:hAnsi="Times"/>
+          <w:b w:val="1"/>
+          <w:bCs w:val="1"/>
+          <w:sz w:val="24"/>
+          <w:szCs w:val="24"/>
+          <w:rtl w:val="0"/>
+        </w:rPr>
+        <w:t xml:space="preserve">Email</w:t>
+      </w:r>
+      <w:r>
+        <w:rPr>
+          <w:rFonts w:ascii="Times" w:cs="Times" w:eastAsia="Times" w:hAnsi="Times"/>
+          <w:sz w:val="24"/>
+          <w:szCs w:val="24"/>
+          <w:rtl w:val="0"/>
+        </w:rPr>
+        <w:t xml:space="preserve">: fcarney@strandum.com</w:t>
       </w:r>
     </w:p>
     <w:sectPr>
